--- a/CareerLaunch-Project-Plan.docx
+++ b/CareerLaunch-Project-Plan.docx
@@ -2102,7 +2102,7 @@
         <w:spacing w:after="40"/>
       </w:pPr>
       <w:r>
-        <w:t>Meeting: Saturdays at 6:00 PM UK time (BST) / 8:00 PM Uganda time (EAT); members should notify the team early if unavailable.</w:t>
+        <w:t>Meeting: Tuesdays at 6:00 PM UK time (BST) / 8:00 PM Uganda time (EAT), beginning September 22, 2026. The schedule was changed to keep the team aligned with course-required deadlines; members should notify the team early if unavailable.</w:t>
       </w:r>
     </w:p>
     <w:p>
